--- a/docs/Morgan_Cash_Build_Plan_Sprint_Roadmap.docx
+++ b/docs/Morgan_Cash_Build_Plan_Sprint_Roadmap.docx
@@ -1400,7 +1400,7 @@
                 <w:sz w:val="18"/>
                 <w:szCs w:val="18"/>
               </w:rPr>
-              <w:t xml:space="preserve">Advisory comms + compliance gate (presentation/activation)</w:t>
+              <w:t xml:space="preserve">Agentic extraction (Statement Analyst + Data Steward)</w:t>
             </w:r>
           </w:p>
         </w:tc>
@@ -1431,7 +1431,7 @@
                 <w:sz w:val="18"/>
                 <w:szCs w:val="18"/>
               </w:rPr>
-              <w:t xml:space="preserve">4,6,7</w:t>
+              <w:t xml:space="preserve">1,3 (deals, classifier)</w:t>
             </w:r>
           </w:p>
         </w:tc>
@@ -1524,6 +1524,130 @@
                 <w:sz w:val="18"/>
                 <w:szCs w:val="18"/>
               </w:rPr>
+              <w:t xml:space="preserve">Advisory comms + agents (Composer, Structure Advisor) + compliance gate</w:t>
+            </w:r>
+          </w:p>
+        </w:tc>
+        <w:tc>
+          <w:tcPr>
+            <w:tcW w:type="dxa" w:w="2660"/>
+            <w:tcBorders>
+              <w:top w:val="single" w:color="CCCCCC" w:sz="1"/>
+              <w:left w:val="single" w:color="CCCCCC" w:sz="1"/>
+              <w:bottom w:val="single" w:color="CCCCCC" w:sz="1"/>
+              <w:right w:val="single" w:color="CCCCCC" w:sz="1"/>
+            </w:tcBorders>
+            <w:tcMar>
+              <w:top w:type="dxa" w:w="70"/>
+              <w:left w:type="dxa" w:w="110"/>
+              <w:bottom w:type="dxa" w:w="70"/>
+              <w:right w:type="dxa" w:w="110"/>
+            </w:tcMar>
+            <w:vAlign w:val="top"/>
+          </w:tcPr>
+          <w:p>
+            <w:r>
+              <w:rPr>
+                <w:b w:val="false"/>
+                <w:bCs w:val="false"/>
+                <w:color w:val="1A1A1A"/>
+                <w:sz w:val="18"/>
+                <w:szCs w:val="18"/>
+              </w:rPr>
+              <w:t xml:space="preserve">4,6,8</w:t>
+            </w:r>
+          </w:p>
+        </w:tc>
+        <w:tc>
+          <w:tcPr>
+            <w:tcW w:type="dxa" w:w="1800"/>
+            <w:tcBorders>
+              <w:top w:val="single" w:color="CCCCCC" w:sz="1"/>
+              <w:left w:val="single" w:color="CCCCCC" w:sz="1"/>
+              <w:bottom w:val="single" w:color="CCCCCC" w:sz="1"/>
+              <w:right w:val="single" w:color="CCCCCC" w:sz="1"/>
+            </w:tcBorders>
+            <w:tcMar>
+              <w:top w:type="dxa" w:w="70"/>
+              <w:left w:type="dxa" w:w="110"/>
+              <w:bottom w:type="dxa" w:w="70"/>
+              <w:right w:type="dxa" w:w="110"/>
+            </w:tcMar>
+            <w:vAlign w:val="top"/>
+          </w:tcPr>
+          <w:p>
+            <w:r>
+              <w:rPr>
+                <w:b w:val="false"/>
+                <w:bCs w:val="false"/>
+                <w:color w:val="1A1A1A"/>
+                <w:sz w:val="18"/>
+                <w:szCs w:val="18"/>
+              </w:rPr>
+              <w:t xml:space="preserve">S8</w:t>
+            </w:r>
+          </w:p>
+        </w:tc>
+      </w:tr>
+      <w:tr>
+        <w:tc>
+          <w:tcPr>
+            <w:tcW w:type="dxa" w:w="900"/>
+            <w:tcBorders>
+              <w:top w:val="single" w:color="CCCCCC" w:sz="1"/>
+              <w:left w:val="single" w:color="CCCCCC" w:sz="1"/>
+              <w:bottom w:val="single" w:color="CCCCCC" w:sz="1"/>
+              <w:right w:val="single" w:color="CCCCCC" w:sz="1"/>
+            </w:tcBorders>
+            <w:shd w:fill="E3EFE9" w:val="clear"/>
+            <w:tcMar>
+              <w:top w:type="dxa" w:w="70"/>
+              <w:left w:type="dxa" w:w="110"/>
+              <w:bottom w:type="dxa" w:w="70"/>
+              <w:right w:type="dxa" w:w="110"/>
+            </w:tcMar>
+            <w:vAlign w:val="top"/>
+          </w:tcPr>
+          <w:p>
+            <w:r>
+              <w:rPr>
+                <w:b/>
+                <w:bCs/>
+                <w:color w:val="1A1A1A"/>
+                <w:sz w:val="18"/>
+                <w:szCs w:val="18"/>
+              </w:rPr>
+              <w:t xml:space="preserve">10</w:t>
+            </w:r>
+          </w:p>
+        </w:tc>
+        <w:tc>
+          <w:tcPr>
+            <w:tcW w:type="dxa" w:w="4000"/>
+            <w:tcBorders>
+              <w:top w:val="single" w:color="CCCCCC" w:sz="1"/>
+              <w:left w:val="single" w:color="CCCCCC" w:sz="1"/>
+              <w:bottom w:val="single" w:color="CCCCCC" w:sz="1"/>
+              <w:right w:val="single" w:color="CCCCCC" w:sz="1"/>
+            </w:tcBorders>
+            <w:shd w:fill="E3EFE9" w:val="clear"/>
+            <w:tcMar>
+              <w:top w:type="dxa" w:w="70"/>
+              <w:left w:type="dxa" w:w="110"/>
+              <w:bottom w:type="dxa" w:w="70"/>
+              <w:right w:type="dxa" w:w="110"/>
+            </w:tcMar>
+            <w:vAlign w:val="top"/>
+          </w:tcPr>
+          <w:p>
+            <w:r>
+              <w:rPr>
+                <w:b w:val="false"/>
+                <w:bCs w:val="false"/>
+                <w:color w:val="1A1A1A"/>
+                <w:sz w:val="18"/>
+                <w:szCs w:val="18"/>
+              </w:rPr>
               <w:t xml:space="preserve">Merchant app (self-serve renderer)</w:t>
             </w:r>
           </w:p>
@@ -1537,24 +1661,25 @@
               <w:bottom w:val="single" w:color="CCCCCC" w:sz="1"/>
               <w:right w:val="single" w:color="CCCCCC" w:sz="1"/>
             </w:tcBorders>
-            <w:tcMar>
-              <w:top w:type="dxa" w:w="70"/>
-              <w:left w:type="dxa" w:w="110"/>
-              <w:bottom w:type="dxa" w:w="70"/>
-              <w:right w:type="dxa" w:w="110"/>
-            </w:tcMar>
-            <w:vAlign w:val="top"/>
-          </w:tcPr>
-          <w:p>
-            <w:r>
-              <w:rPr>
-                <w:b w:val="false"/>
-                <w:bCs w:val="false"/>
-                <w:color w:val="1A1A1A"/>
-                <w:sz w:val="18"/>
-                <w:szCs w:val="18"/>
-              </w:rPr>
-              <w:t xml:space="preserve">8 (proven comms)</w:t>
+            <w:shd w:fill="E3EFE9" w:val="clear"/>
+            <w:tcMar>
+              <w:top w:type="dxa" w:w="70"/>
+              <w:left w:type="dxa" w:w="110"/>
+              <w:bottom w:type="dxa" w:w="70"/>
+              <w:right w:type="dxa" w:w="110"/>
+            </w:tcMar>
+            <w:vAlign w:val="top"/>
+          </w:tcPr>
+          <w:p>
+            <w:r>
+              <w:rPr>
+                <w:b w:val="false"/>
+                <w:bCs w:val="false"/>
+                <w:color w:val="1A1A1A"/>
+                <w:sz w:val="18"/>
+                <w:szCs w:val="18"/>
+              </w:rPr>
+              <w:t xml:space="preserve">9 (proven comms)</w:t>
             </w:r>
           </w:p>
         </w:tc>
@@ -1567,24 +1692,25 @@
               <w:bottom w:val="single" w:color="CCCCCC" w:sz="1"/>
               <w:right w:val="single" w:color="CCCCCC" w:sz="1"/>
             </w:tcBorders>
-            <w:tcMar>
-              <w:top w:type="dxa" w:w="70"/>
-              <w:left w:type="dxa" w:w="110"/>
-              <w:bottom w:type="dxa" w:w="70"/>
-              <w:right w:type="dxa" w:w="110"/>
-            </w:tcMar>
-            <w:vAlign w:val="top"/>
-          </w:tcPr>
-          <w:p>
-            <w:r>
-              <w:rPr>
-                <w:b w:val="false"/>
-                <w:bCs w:val="false"/>
-                <w:color w:val="1A1A1A"/>
-                <w:sz w:val="18"/>
-                <w:szCs w:val="18"/>
-              </w:rPr>
-              <w:t xml:space="preserve">S8+</w:t>
+            <w:shd w:fill="E3EFE9" w:val="clear"/>
+            <w:tcMar>
+              <w:top w:type="dxa" w:w="70"/>
+              <w:left w:type="dxa" w:w="110"/>
+              <w:bottom w:type="dxa" w:w="70"/>
+              <w:right w:type="dxa" w:w="110"/>
+            </w:tcMar>
+            <w:vAlign w:val="top"/>
+          </w:tcPr>
+          <w:p>
+            <w:r>
+              <w:rPr>
+                <w:b w:val="false"/>
+                <w:bCs w:val="false"/>
+                <w:color w:val="1A1A1A"/>
+                <w:sz w:val="18"/>
+                <w:szCs w:val="18"/>
+              </w:rPr>
+              <w:t xml:space="preserve">S9+</w:t>
             </w:r>
           </w:p>
         </w:tc>
@@ -3364,7 +3490,7 @@
                 <w:sz w:val="18"/>
                 <w:szCs w:val="18"/>
               </w:rPr>
-              <w:t xml:space="preserve">Advisory comms</w:t>
+              <w:t xml:space="preserve">Agentic extraction</w:t>
             </w:r>
           </w:p>
         </w:tc>
@@ -3395,7 +3521,7 @@
                 <w:sz w:val="18"/>
                 <w:szCs w:val="18"/>
               </w:rPr>
-              <w:t xml:space="preserve">Honest automated comms, value-first</w:t>
+              <w:t xml:space="preserve">True positions/burden; default-cause sub-typing</w:t>
             </w:r>
           </w:p>
         </w:tc>
@@ -3426,7 +3552,7 @@
                 <w:sz w:val="18"/>
                 <w:szCs w:val="18"/>
               </w:rPr>
-              <w:t xml:space="preserve">Compliance gate enforced; value-to-ask tracked; consent respected</w:t>
+              <w:t xml:space="preserve">Statement Analyst + Data Steward upgrade classification accuracy; outputs feed gold</w:t>
             </w:r>
           </w:p>
         </w:tc>
@@ -3458,7 +3584,7 @@
                 <w:sz w:val="18"/>
                 <w:szCs w:val="18"/>
               </w:rPr>
-              <w:t xml:space="preserve">S8+</w:t>
+              <w:t xml:space="preserve">S8</w:t>
             </w:r>
           </w:p>
         </w:tc>
@@ -3488,6 +3614,130 @@
                 <w:sz w:val="18"/>
                 <w:szCs w:val="18"/>
               </w:rPr>
+              <w:t xml:space="preserve">Advisory comms + agents</w:t>
+            </w:r>
+          </w:p>
+        </w:tc>
+        <w:tc>
+          <w:tcPr>
+            <w:tcW w:type="dxa" w:w="3060"/>
+            <w:tcBorders>
+              <w:top w:val="single" w:color="CCCCCC" w:sz="1"/>
+              <w:left w:val="single" w:color="CCCCCC" w:sz="1"/>
+              <w:bottom w:val="single" w:color="CCCCCC" w:sz="1"/>
+              <w:right w:val="single" w:color="CCCCCC" w:sz="1"/>
+            </w:tcBorders>
+            <w:tcMar>
+              <w:top w:type="dxa" w:w="70"/>
+              <w:left w:type="dxa" w:w="110"/>
+              <w:bottom w:type="dxa" w:w="70"/>
+              <w:right w:type="dxa" w:w="110"/>
+            </w:tcMar>
+            <w:vAlign w:val="top"/>
+          </w:tcPr>
+          <w:p>
+            <w:r>
+              <w:rPr>
+                <w:b w:val="false"/>
+                <w:bCs w:val="false"/>
+                <w:color w:val="1A1A1A"/>
+                <w:sz w:val="18"/>
+                <w:szCs w:val="18"/>
+              </w:rPr>
+              <w:t xml:space="preserve">Honest automated comms, value-first</w:t>
+            </w:r>
+          </w:p>
+        </w:tc>
+        <w:tc>
+          <w:tcPr>
+            <w:tcW w:type="dxa" w:w="3400"/>
+            <w:tcBorders>
+              <w:top w:val="single" w:color="CCCCCC" w:sz="1"/>
+              <w:left w:val="single" w:color="CCCCCC" w:sz="1"/>
+              <w:bottom w:val="single" w:color="CCCCCC" w:sz="1"/>
+              <w:right w:val="single" w:color="CCCCCC" w:sz="1"/>
+            </w:tcBorders>
+            <w:tcMar>
+              <w:top w:type="dxa" w:w="70"/>
+              <w:left w:type="dxa" w:w="110"/>
+              <w:bottom w:type="dxa" w:w="70"/>
+              <w:right w:type="dxa" w:w="110"/>
+            </w:tcMar>
+            <w:vAlign w:val="top"/>
+          </w:tcPr>
+          <w:p>
+            <w:r>
+              <w:rPr>
+                <w:b w:val="false"/>
+                <w:bCs w:val="false"/>
+                <w:color w:val="1A1A1A"/>
+                <w:sz w:val="18"/>
+                <w:szCs w:val="18"/>
+              </w:rPr>
+              <w:t xml:space="preserve">Composer + Structure Advisor; compliance gate enforced; value-to-ask tracked</w:t>
+            </w:r>
+          </w:p>
+        </w:tc>
+      </w:tr>
+      <w:tr>
+        <w:tc>
+          <w:tcPr>
+            <w:tcW w:type="dxa" w:w="800"/>
+            <w:tcBorders>
+              <w:top w:val="single" w:color="CCCCCC" w:sz="1"/>
+              <w:left w:val="single" w:color="CCCCCC" w:sz="1"/>
+              <w:bottom w:val="single" w:color="CCCCCC" w:sz="1"/>
+              <w:right w:val="single" w:color="CCCCCC" w:sz="1"/>
+            </w:tcBorders>
+            <w:shd w:fill="E3EFE9" w:val="clear"/>
+            <w:tcMar>
+              <w:top w:type="dxa" w:w="70"/>
+              <w:left w:type="dxa" w:w="110"/>
+              <w:bottom w:type="dxa" w:w="70"/>
+              <w:right w:type="dxa" w:w="110"/>
+            </w:tcMar>
+            <w:vAlign w:val="top"/>
+          </w:tcPr>
+          <w:p>
+            <w:r>
+              <w:rPr>
+                <w:b/>
+                <w:bCs/>
+                <w:color w:val="1A1A1A"/>
+                <w:sz w:val="18"/>
+                <w:szCs w:val="18"/>
+              </w:rPr>
+              <w:t xml:space="preserve">S9+</w:t>
+            </w:r>
+          </w:p>
+        </w:tc>
+        <w:tc>
+          <w:tcPr>
+            <w:tcW w:type="dxa" w:w="2100"/>
+            <w:tcBorders>
+              <w:top w:val="single" w:color="CCCCCC" w:sz="1"/>
+              <w:left w:val="single" w:color="CCCCCC" w:sz="1"/>
+              <w:bottom w:val="single" w:color="CCCCCC" w:sz="1"/>
+              <w:right w:val="single" w:color="CCCCCC" w:sz="1"/>
+            </w:tcBorders>
+            <w:shd w:fill="E3EFE9" w:val="clear"/>
+            <w:tcMar>
+              <w:top w:type="dxa" w:w="70"/>
+              <w:left w:type="dxa" w:w="110"/>
+              <w:bottom w:type="dxa" w:w="70"/>
+              <w:right w:type="dxa" w:w="110"/>
+            </w:tcMar>
+            <w:vAlign w:val="top"/>
+          </w:tcPr>
+          <w:p>
+            <w:r>
+              <w:rPr>
+                <w:b w:val="false"/>
+                <w:bCs w:val="false"/>
+                <w:color w:val="1A1A1A"/>
+                <w:sz w:val="18"/>
+                <w:szCs w:val="18"/>
+              </w:rPr>
               <w:t xml:space="preserve">Merchant app</w:t>
             </w:r>
           </w:p>
@@ -3501,6 +3751,7 @@
               <w:bottom w:val="single" w:color="CCCCCC" w:sz="1"/>
               <w:right w:val="single" w:color="CCCCCC" w:sz="1"/>
             </w:tcBorders>
+            <w:shd w:fill="E3EFE9" w:val="clear"/>
             <w:tcMar>
               <w:top w:type="dxa" w:w="70"/>
               <w:left w:type="dxa" w:w="110"/>
@@ -3531,6 +3782,7 @@
               <w:bottom w:val="single" w:color="CCCCCC" w:sz="1"/>
               <w:right w:val="single" w:color="CCCCCC" w:sz="1"/>
             </w:tcBorders>
+            <w:shd w:fill="E3EFE9" w:val="clear"/>
             <w:tcMar>
               <w:top w:type="dxa" w:w="70"/>
               <w:left w:type="dxa" w:w="110"/>
@@ -4334,7 +4586,7 @@
         <w:spacing w:after="90" w:line="264"/>
       </w:pPr>
       <w:r>
-        <w:t xml:space="preserve">No merchant-facing surface (that is the app, S8+).</w:t>
+        <w:t xml:space="preserve">No merchant-facing surface (that is the app, S9+).</w:t>
       </w:r>
     </w:p>
     <w:p>
@@ -4347,7 +4599,7 @@
         <w:spacing w:after="90" w:line="264"/>
       </w:pPr>
       <w:r>
-        <w:t xml:space="preserve">No automated outbound comms yet (S7).</w:t>
+        <w:t xml:space="preserve">No automated outbound comms yet (S8).</w:t>
       </w:r>
     </w:p>
     <w:p>
@@ -4729,7 +4981,7 @@
         <w:pStyle w:val="Heading2"/>
       </w:pPr>
       <w:r>
-        <w:t xml:space="preserve">Sprint 7 — Advisory Comms + Compliance Gate</w:t>
+        <w:t xml:space="preserve">Sprint 7 — Agentic Extraction — Statement Analyst + Data Steward</w:t>
       </w:r>
     </w:p>
     <w:p>
@@ -4745,7 +4997,7 @@
         <w:t xml:space="preserve">Objective. </w:t>
       </w:r>
       <w:r>
-        <w:t xml:space="preserve">Deliver honest, automated advisory communication — value-first — through the compliance gate.</w:t>
+        <w:t xml:space="preserve">Introduce the first agents to recover signals the deterministic spine cannot — true positions/burden from bank statements, and default-cause from free-text. Agents extract; the spine still computes.</w:t>
       </w:r>
     </w:p>
     <w:p>
@@ -4771,6 +5023,169 @@
         <w:spacing w:after="90" w:line="264"/>
       </w:pPr>
       <w:r>
+        <w:t xml:space="preserve">Statement Analyst agent: OCR + transaction-line classification of bank statements to recover true concurrent positions and total debit burden (including other funders). Output feeds the deterministic position count and burden ratio.</w:t>
+      </w:r>
+    </w:p>
+    <w:p>
+      <w:pPr>
+        <w:pStyle w:val="ListParagraph"/>
+        <w:numPr>
+          <w:ilvl w:val="0"/>
+          <w:numId w:val="2"/>
+        </w:numPr>
+        <w:spacing w:after="90" w:line="264"/>
+      </w:pPr>
+      <w:r>
+        <w:t xml:space="preserve">Data Steward agent: classify default-cause from Notes (true-default / early-payoff / restructured), upgrading the interim 'unknown' routing; flag date contradictions and anomalies for review.</w:t>
+      </w:r>
+    </w:p>
+    <w:p>
+      <w:pPr>
+        <w:pStyle w:val="ListParagraph"/>
+        <w:numPr>
+          <w:ilvl w:val="0"/>
+          <w:numId w:val="2"/>
+        </w:numPr>
+        <w:spacing w:after="90" w:line="264"/>
+      </w:pPr>
+      <w:r>
+        <w:t xml:space="preserve">All agent actions grounded in source records and logged to the event log; agents call deterministic tools, never recompute the spine.</w:t>
+      </w:r>
+    </w:p>
+    <w:p>
+      <w:pPr>
+        <w:spacing w:after="160" w:line="276"/>
+      </w:pPr>
+      <w:r>
+        <w:rPr>
+          <w:b/>
+          <w:bCs/>
+          <w:color w:val="B8860B"/>
+        </w:rPr>
+        <w:t xml:space="preserve">Out of scope.</w:t>
+      </w:r>
+    </w:p>
+    <w:p>
+      <w:pPr>
+        <w:pStyle w:val="ListParagraph"/>
+        <w:numPr>
+          <w:ilvl w:val="0"/>
+          <w:numId w:val="2"/>
+        </w:numPr>
+        <w:spacing w:after="90" w:line="264"/>
+      </w:pPr>
+      <w:r>
+        <w:t xml:space="preserve">No agent touches the clock, classifier, or compliance math.</w:t>
+      </w:r>
+    </w:p>
+    <w:p>
+      <w:pPr>
+        <w:pStyle w:val="ListParagraph"/>
+        <w:numPr>
+          <w:ilvl w:val="0"/>
+          <w:numId w:val="2"/>
+        </w:numPr>
+        <w:spacing w:after="90" w:line="264"/>
+      </w:pPr>
+      <w:r>
+        <w:t xml:space="preserve">No live/current positions yet (statements are funding-moment; live truth is the app, S9+).</w:t>
+      </w:r>
+    </w:p>
+    <w:p>
+      <w:pPr>
+        <w:spacing w:after="160" w:line="276"/>
+      </w:pPr>
+      <w:r>
+        <w:rPr>
+          <w:b/>
+          <w:bCs/>
+          <w:color w:val="0F5132"/>
+        </w:rPr>
+        <w:t xml:space="preserve">Deliverable. </w:t>
+      </w:r>
+      <w:r>
+        <w:t xml:space="preserve">Sharper Serial detection and burden (true positions) and resolved default sub-types feeding the lifecycle gate.</w:t>
+      </w:r>
+    </w:p>
+    <w:p>
+      <w:pPr>
+        <w:spacing w:after="160" w:line="276"/>
+      </w:pPr>
+      <w:r>
+        <w:rPr>
+          <w:b/>
+          <w:bCs/>
+          <w:color w:val="0F5132"/>
+        </w:rPr>
+        <w:t xml:space="preserve">Definition of done. </w:t>
+      </w:r>
+      <w:r>
+        <w:t xml:space="preserve">Statement parsing meets an agreed extraction-accuracy threshold on a labeled sample; default sub-typing validated against known cases (e.g. Starr); outputs write to gold and re-run classification measurably improves it.</w:t>
+      </w:r>
+    </w:p>
+    <w:p>
+      <w:pPr>
+        <w:spacing w:after="160" w:line="276"/>
+      </w:pPr>
+      <w:r>
+        <w:rPr>
+          <w:b/>
+          <w:bCs/>
+          <w:color w:val="1B6E55"/>
+        </w:rPr>
+        <w:t xml:space="preserve">Claude Code inputs. </w:t>
+      </w:r>
+      <w:r>
+        <w:t xml:space="preserve">Framework 5.9 (agentic layer); Appendix B (position staging, default routing); bank statements from the Documents tab; a labeled accuracy sample.</w:t>
+      </w:r>
+    </w:p>
+    <w:p>
+      <w:pPr>
+        <w:pStyle w:val="Heading2"/>
+      </w:pPr>
+      <w:r>
+        <w:t xml:space="preserve">Sprint 8 — Advisory Comms + Agents + Compliance Gate</w:t>
+      </w:r>
+    </w:p>
+    <w:p>
+      <w:pPr>
+        <w:spacing w:after="160" w:line="276"/>
+      </w:pPr>
+      <w:r>
+        <w:rPr>
+          <w:b/>
+          <w:bCs/>
+          <w:color w:val="0F5132"/>
+        </w:rPr>
+        <w:t xml:space="preserve">Objective. </w:t>
+      </w:r>
+      <w:r>
+        <w:t xml:space="preserve">Deliver honest, automated advisory communication — value-first — composed by agents and gated by compliance.</w:t>
+      </w:r>
+    </w:p>
+    <w:p>
+      <w:pPr>
+        <w:spacing w:after="160" w:line="276"/>
+      </w:pPr>
+      <w:r>
+        <w:rPr>
+          <w:b/>
+          <w:bCs/>
+          <w:color w:val="0F5132"/>
+        </w:rPr>
+        <w:t xml:space="preserve">In scope.</w:t>
+      </w:r>
+    </w:p>
+    <w:p>
+      <w:pPr>
+        <w:pStyle w:val="ListParagraph"/>
+        <w:numPr>
+          <w:ilvl w:val="0"/>
+          <w:numId w:val="2"/>
+        </w:numPr>
+        <w:spacing w:after="90" w:line="264"/>
+      </w:pPr>
+      <w:r>
         <w:t xml:space="preserve">Presentation/narrative layer: structured artifacts (position statement, burden summary, consolidation math) as data objects.</w:t>
       </w:r>
     </w:p>
@@ -4784,7 +5199,7 @@
         <w:spacing w:after="90" w:line="264"/>
       </w:pPr>
       <w:r>
-        <w:t xml:space="preserve">Compliance/disclosure block: state tagging, advice-vs-offer gating, regulated-language control.</w:t>
+        <w:t xml:space="preserve">Advisory Composer agent: drafts personalized, compliant outreach from computed facts (composes words, never numbers). Structure Advisor agent: on rapid-re-up, orchestrates the renewal-vs-buyout-vs-wait decision, calling the double-dip calculator as a deterministic tool.</w:t>
       </w:r>
     </w:p>
     <w:p>
@@ -4797,6 +5212,19 @@
         <w:spacing w:after="90" w:line="264"/>
       </w:pPr>
       <w:r>
+        <w:t xml:space="preserve">Compliance/disclosure block: state tagging, advice-vs-offer gating, regulated-language control — every agent output passes through it.</w:t>
+      </w:r>
+    </w:p>
+    <w:p>
+      <w:pPr>
+        <w:pStyle w:val="ListParagraph"/>
+        <w:numPr>
+          <w:ilvl w:val="0"/>
+          <w:numId w:val="2"/>
+        </w:numPr>
+        <w:spacing w:after="90" w:line="264"/>
+      </w:pPr>
+      <w:r>
         <w:t xml:space="preserve">Outbound via Microsoft Graph (email) and Twilio (SMS); value touches first, then rung-specific cadences.</w:t>
       </w:r>
     </w:p>
@@ -4810,7 +5238,7 @@
         <w:spacing w:after="90" w:line="264"/>
       </w:pPr>
       <w:r>
-        <w:t xml:space="preserve">Replace Salesforce's existing 'Send Renewal Notices' outreach — driven now by the live clock and rung logic, not the static Estimated Renewal Date; the SF flag is repurposed as a per-merchant consent/opt-out toggle.</w:t>
+        <w:t xml:space="preserve">Replace Salesforce's 'Send Renewal Notices' outreach — driven by the live clock and rung logic; the SF flag repurposed as a consent/opt-out toggle.</w:t>
       </w:r>
     </w:p>
     <w:p>
@@ -4836,7 +5264,7 @@
         <w:spacing w:after="90" w:line="264"/>
       </w:pPr>
       <w:r>
-        <w:t xml:space="preserve">No merchant self-serve app (S8+).</w:t>
+        <w:t xml:space="preserve">No merchant self-serve app (S9+).</w:t>
       </w:r>
     </w:p>
     <w:p>
@@ -4849,7 +5277,7 @@
         <w:spacing w:after="90" w:line="264"/>
       </w:pPr>
       <w:r>
-        <w:t xml:space="preserve">No offer types beyond what S5 produced.</w:t>
+        <w:t xml:space="preserve">Agents compose and orchestrate; they do not compute the spine or invent figures.</w:t>
       </w:r>
     </w:p>
     <w:p>
@@ -4865,7 +5293,7 @@
         <w:t xml:space="preserve">Deliverable. </w:t>
       </w:r>
       <w:r>
-        <w:t xml:space="preserve">Automated, personalized, honest advisory comms across the book at a healthy value-to-ask ratio.</w:t>
+        <w:t xml:space="preserve">Automated, personalized, honest advisory comms across the book at a healthy value-to-ask ratio, agent-composed and compliance-gated.</w:t>
       </w:r>
     </w:p>
     <w:p>
@@ -4881,7 +5309,7 @@
         <w:t xml:space="preserve">Definition of done. </w:t>
       </w:r>
       <w:r>
-        <w:t xml:space="preserve">Every outbound object passes the compliance gate; regulated language controlled; consent respected; value-to-ask ratio tracked; comms grounded only in computed numbers.</w:t>
+        <w:t xml:space="preserve">Every outbound object passes the compliance gate; regulated language controlled; consent respected; value-to-ask ratio tracked; all agent output grounded in computed numbers and logged.</w:t>
       </w:r>
     </w:p>
     <w:p>
@@ -4897,7 +5325,7 @@
         <w:t xml:space="preserve">Claude Code inputs. </w:t>
       </w:r>
       <w:r>
-        <w:t xml:space="preserve">Framework 5.6/5.7; disclosure templates per state; consent data from G1; LiteLLM drafting grounded in gold-table facts.</w:t>
+        <w:t xml:space="preserve">Framework 5.6 / 5.7 / 5.9; disclosure templates per state; consent data from G1; LiteLLM drafting grounded in gold-table facts.</w:t>
       </w:r>
     </w:p>
     <w:p>
@@ -4905,7 +5333,7 @@
         <w:pStyle w:val="Heading2"/>
       </w:pPr>
       <w:r>
-        <w:t xml:space="preserve">Sprint 8+ — Merchant App</w:t>
+        <w:t xml:space="preserve">Sprint 9+ — Merchant App</w:t>
       </w:r>
     </w:p>
     <w:p>
@@ -4973,7 +5401,7 @@
         <w:spacing w:after="90" w:line="264"/>
       </w:pPr>
       <w:r>
-        <w:t xml:space="preserve">Reuse the S7 presentation objects as app screens.</w:t>
+        <w:t xml:space="preserve">Reuse the S8 presentation objects as app screens.</w:t>
       </w:r>
     </w:p>
     <w:p>
@@ -4999,7 +5427,7 @@
         <w:spacing w:after="90" w:line="264"/>
       </w:pPr>
       <w:r>
-        <w:t xml:space="preserve">Not started until S7 comms show merchant engagement.</w:t>
+        <w:t xml:space="preserve">Not started until S8 comms show merchant engagement.</w:t>
       </w:r>
     </w:p>
     <w:p>
@@ -5060,7 +5488,7 @@
         <w:t xml:space="preserve">Claude Code inputs. </w:t>
       </w:r>
       <w:r>
-        <w:t xml:space="preserve">Framework Section 6 + 7; proven S7 artifacts; engagement evidence.</w:t>
+        <w:t xml:space="preserve">Framework Section 6 + 7; proven S8 artifacts; engagement evidence.</w:t>
       </w:r>
     </w:p>
     <w:p>
@@ -5076,107 +5504,692 @@
         <w:pStyle w:val="Heading1"/>
       </w:pPr>
       <w:r>
-        <w:t xml:space="preserve">7. Cross-Cutting Guardrails (Every Sprint)</w:t>
-      </w:r>
-    </w:p>
-    <w:p>
-      <w:pPr>
-        <w:pStyle w:val="ListParagraph"/>
-        <w:numPr>
-          <w:ilvl w:val="0"/>
-          <w:numId w:val="2"/>
-        </w:numPr>
-        <w:spacing w:after="90" w:line="264"/>
-      </w:pPr>
-      <w:r>
-        <w:rPr>
-          <w:b/>
-          <w:bCs/>
-        </w:rPr>
-        <w:t xml:space="preserve">Single source of truth. </w:t>
-      </w:r>
-      <w:r>
-        <w:t xml:space="preserve">All reads and writes go through the gold merchant table; no block reads another block’s working data.</w:t>
-      </w:r>
-    </w:p>
-    <w:p>
-      <w:pPr>
-        <w:pStyle w:val="ListParagraph"/>
-        <w:numPr>
-          <w:ilvl w:val="0"/>
-          <w:numId w:val="2"/>
-        </w:numPr>
-        <w:spacing w:after="90" w:line="264"/>
-      </w:pPr>
-      <w:r>
-        <w:rPr>
-          <w:b/>
-          <w:bCs/>
-        </w:rPr>
-        <w:t xml:space="preserve">Event log from day one. </w:t>
-      </w:r>
-      <w:r>
-        <w:t xml:space="preserve">Every computation and touch is logged from Sprint 3 — the learning data, audit trail, and future app feed in one.</w:t>
-      </w:r>
-    </w:p>
-    <w:p>
-      <w:pPr>
-        <w:pStyle w:val="ListParagraph"/>
-        <w:numPr>
-          <w:ilvl w:val="0"/>
-          <w:numId w:val="2"/>
-        </w:numPr>
-        <w:spacing w:after="90" w:line="264"/>
-      </w:pPr>
-      <w:r>
-        <w:rPr>
-          <w:b/>
-          <w:bCs/>
-        </w:rPr>
-        <w:t xml:space="preserve">Compliance gate is not optional. </w:t>
-      </w:r>
-      <w:r>
-        <w:t xml:space="preserve">Introduced with the Offer Engine (S5) and hardened with comms (S7); no offer or advice leaves without passing it.</w:t>
-      </w:r>
-    </w:p>
-    <w:p>
-      <w:pPr>
-        <w:pStyle w:val="ListParagraph"/>
-        <w:numPr>
-          <w:ilvl w:val="0"/>
-          <w:numId w:val="2"/>
-        </w:numPr>
-        <w:spacing w:after="90" w:line="264"/>
-      </w:pPr>
-      <w:r>
-        <w:rPr>
-          <w:b/>
-          <w:bCs/>
-        </w:rPr>
-        <w:t xml:space="preserve">Honesty as a constraint. </w:t>
-      </w:r>
-      <w:r>
-        <w:t xml:space="preserve">Any merchant-facing output is grounded only in computed numbers, never invented; advice may say “don’t take money.”</w:t>
-      </w:r>
-    </w:p>
-    <w:p>
-      <w:pPr>
-        <w:pStyle w:val="ListParagraph"/>
-        <w:numPr>
-          <w:ilvl w:val="0"/>
-          <w:numId w:val="2"/>
-        </w:numPr>
-        <w:spacing w:after="90" w:line="264"/>
-      </w:pPr>
-      <w:r>
-        <w:rPr>
-          <w:b/>
-          <w:bCs/>
-        </w:rPr>
-        <w:t xml:space="preserve">App-aware, ship floor-first. </w:t>
-      </w:r>
-      <w:r>
-        <w:t xml:space="preserve">Build backend shape (objects, identity, events) app-aware now; defer app construction until S8+.</w:t>
+        <w:t xml:space="preserve">7. The Agentic Layer</w:t>
+      </w:r>
+    </w:p>
+    <w:p>
+      <w:pPr>
+        <w:spacing w:after="160" w:line="276"/>
+      </w:pPr>
+      <w:r>
+        <w:t xml:space="preserve">The system uses AI in two distinct ways: statistical models (prediction, S6) and a defined agentic layer that does the dynamic, tool-using work that cannot be written as fixed rules. An agent earns its place only when a task needs judgment over an unpredictable path; anything expressible as a rule or formula stays one. Agents arrive in the later sprints because they reason over the spine’s computed facts and call its deterministic tools — they cannot precede it.</w:t>
+      </w:r>
+    </w:p>
+    <w:p>
+      <w:pPr>
+        <w:spacing w:after="160" w:line="276"/>
+      </w:pPr>
+      <w:r>
+        <w:rPr>
+          <w:b/>
+          <w:bCs/>
+        </w:rPr>
+        <w:t xml:space="preserve">Spine vs. layer. </w:t>
+      </w:r>
+      <w:r>
+        <w:t xml:space="preserve">The deterministic spine (ingest, clock, classify, predict, compute offers) stays rules-and-math. Agents articulate, extract, and orchestrate around it. The spine never moves into the agent layer; the agent layer never recomputes the spine. Agents never touch the clock, classifier, burden/eligibility math, compliance math, or models — those must stay auditable.</w:t>
+      </w:r>
+    </w:p>
+    <w:p>
+      <w:pPr>
+        <w:spacing w:after="60"/>
+      </w:pPr>
+    </w:p>
+    <w:tbl>
+      <w:tblPr>
+        <w:tblW w:type="dxa" w:w="9360"/>
+        <w:tblBorders>
+          <w:top w:val="single" w:color="auto" w:sz="4"/>
+          <w:left w:val="single" w:color="auto" w:sz="4"/>
+          <w:bottom w:val="single" w:color="auto" w:sz="4"/>
+          <w:right w:val="single" w:color="auto" w:sz="4"/>
+          <w:insideH w:val="single" w:color="auto" w:sz="4"/>
+          <w:insideV w:val="single" w:color="auto" w:sz="4"/>
+        </w:tblBorders>
+      </w:tblPr>
+      <w:tblGrid>
+        <w:gridCol w:w="2000"/>
+        <w:gridCol w:w="3700"/>
+        <w:gridCol w:w="900"/>
+        <w:gridCol w:w="2760"/>
+      </w:tblGrid>
+      <w:tr>
+        <w:trPr>
+          <w:tblHeader/>
+        </w:trPr>
+        <w:tc>
+          <w:tcPr>
+            <w:tcW w:type="dxa" w:w="2000"/>
+            <w:tcBorders>
+              <w:top w:val="single" w:color="CCCCCC" w:sz="1"/>
+              <w:left w:val="single" w:color="CCCCCC" w:sz="1"/>
+              <w:bottom w:val="single" w:color="CCCCCC" w:sz="1"/>
+              <w:right w:val="single" w:color="CCCCCC" w:sz="1"/>
+            </w:tcBorders>
+            <w:shd w:fill="0F5132" w:val="clear"/>
+            <w:tcMar>
+              <w:top w:type="dxa" w:w="90"/>
+              <w:left w:type="dxa" w:w="110"/>
+              <w:bottom w:type="dxa" w:w="90"/>
+              <w:right w:type="dxa" w:w="110"/>
+            </w:tcMar>
+            <w:vAlign w:val="center"/>
+          </w:tcPr>
+          <w:p>
+            <w:r>
+              <w:rPr>
+                <w:b/>
+                <w:bCs/>
+                <w:color w:val="FFFFFF"/>
+                <w:sz w:val="19"/>
+                <w:szCs w:val="19"/>
+              </w:rPr>
+              <w:t xml:space="preserve">Agent</w:t>
+            </w:r>
+          </w:p>
+        </w:tc>
+        <w:tc>
+          <w:tcPr>
+            <w:tcW w:type="dxa" w:w="3700"/>
+            <w:tcBorders>
+              <w:top w:val="single" w:color="CCCCCC" w:sz="1"/>
+              <w:left w:val="single" w:color="CCCCCC" w:sz="1"/>
+              <w:bottom w:val="single" w:color="CCCCCC" w:sz="1"/>
+              <w:right w:val="single" w:color="CCCCCC" w:sz="1"/>
+            </w:tcBorders>
+            <w:shd w:fill="0F5132" w:val="clear"/>
+            <w:tcMar>
+              <w:top w:type="dxa" w:w="90"/>
+              <w:left w:type="dxa" w:w="110"/>
+              <w:bottom w:type="dxa" w:w="90"/>
+              <w:right w:type="dxa" w:w="110"/>
+            </w:tcMar>
+            <w:vAlign w:val="center"/>
+          </w:tcPr>
+          <w:p>
+            <w:r>
+              <w:rPr>
+                <w:b/>
+                <w:bCs/>
+                <w:color w:val="FFFFFF"/>
+                <w:sz w:val="19"/>
+                <w:szCs w:val="19"/>
+              </w:rPr>
+              <w:t xml:space="preserve">Job</w:t>
+            </w:r>
+          </w:p>
+        </w:tc>
+        <w:tc>
+          <w:tcPr>
+            <w:tcW w:type="dxa" w:w="900"/>
+            <w:tcBorders>
+              <w:top w:val="single" w:color="CCCCCC" w:sz="1"/>
+              <w:left w:val="single" w:color="CCCCCC" w:sz="1"/>
+              <w:bottom w:val="single" w:color="CCCCCC" w:sz="1"/>
+              <w:right w:val="single" w:color="CCCCCC" w:sz="1"/>
+            </w:tcBorders>
+            <w:shd w:fill="0F5132" w:val="clear"/>
+            <w:tcMar>
+              <w:top w:type="dxa" w:w="90"/>
+              <w:left w:type="dxa" w:w="110"/>
+              <w:bottom w:type="dxa" w:w="90"/>
+              <w:right w:type="dxa" w:w="110"/>
+            </w:tcMar>
+            <w:vAlign w:val="center"/>
+          </w:tcPr>
+          <w:p>
+            <w:r>
+              <w:rPr>
+                <w:b/>
+                <w:bCs/>
+                <w:color w:val="FFFFFF"/>
+                <w:sz w:val="19"/>
+                <w:szCs w:val="19"/>
+              </w:rPr>
+              <w:t xml:space="preserve">Sprint</w:t>
+            </w:r>
+          </w:p>
+        </w:tc>
+        <w:tc>
+          <w:tcPr>
+            <w:tcW w:type="dxa" w:w="2760"/>
+            <w:tcBorders>
+              <w:top w:val="single" w:color="CCCCCC" w:sz="1"/>
+              <w:left w:val="single" w:color="CCCCCC" w:sz="1"/>
+              <w:bottom w:val="single" w:color="CCCCCC" w:sz="1"/>
+              <w:right w:val="single" w:color="CCCCCC" w:sz="1"/>
+            </w:tcBorders>
+            <w:shd w:fill="0F5132" w:val="clear"/>
+            <w:tcMar>
+              <w:top w:type="dxa" w:w="90"/>
+              <w:left w:type="dxa" w:w="110"/>
+              <w:bottom w:type="dxa" w:w="90"/>
+              <w:right w:type="dxa" w:w="110"/>
+            </w:tcMar>
+            <w:vAlign w:val="center"/>
+          </w:tcPr>
+          <w:p>
+            <w:r>
+              <w:rPr>
+                <w:b/>
+                <w:bCs/>
+                <w:color w:val="FFFFFF"/>
+                <w:sz w:val="19"/>
+                <w:szCs w:val="19"/>
+              </w:rPr>
+              <w:t xml:space="preserve">Calls (deterministic tools)</w:t>
+            </w:r>
+          </w:p>
+        </w:tc>
+      </w:tr>
+      <w:tr>
+        <w:tc>
+          <w:tcPr>
+            <w:tcW w:type="dxa" w:w="2000"/>
+            <w:tcBorders>
+              <w:top w:val="single" w:color="CCCCCC" w:sz="1"/>
+              <w:left w:val="single" w:color="CCCCCC" w:sz="1"/>
+              <w:bottom w:val="single" w:color="CCCCCC" w:sz="1"/>
+              <w:right w:val="single" w:color="CCCCCC" w:sz="1"/>
+            </w:tcBorders>
+            <w:tcMar>
+              <w:top w:type="dxa" w:w="70"/>
+              <w:left w:type="dxa" w:w="110"/>
+              <w:bottom w:type="dxa" w:w="70"/>
+              <w:right w:type="dxa" w:w="110"/>
+            </w:tcMar>
+            <w:vAlign w:val="top"/>
+          </w:tcPr>
+          <w:p>
+            <w:r>
+              <w:rPr>
+                <w:b/>
+                <w:bCs/>
+                <w:color w:val="1A1A1A"/>
+                <w:sz w:val="18"/>
+                <w:szCs w:val="18"/>
+              </w:rPr>
+              <w:t xml:space="preserve">Statement Analyst</w:t>
+            </w:r>
+          </w:p>
+        </w:tc>
+        <w:tc>
+          <w:tcPr>
+            <w:tcW w:type="dxa" w:w="3700"/>
+            <w:tcBorders>
+              <w:top w:val="single" w:color="CCCCCC" w:sz="1"/>
+              <w:left w:val="single" w:color="CCCCCC" w:sz="1"/>
+              <w:bottom w:val="single" w:color="CCCCCC" w:sz="1"/>
+              <w:right w:val="single" w:color="CCCCCC" w:sz="1"/>
+            </w:tcBorders>
+            <w:tcMar>
+              <w:top w:type="dxa" w:w="70"/>
+              <w:left w:type="dxa" w:w="110"/>
+              <w:bottom w:type="dxa" w:w="70"/>
+              <w:right w:type="dxa" w:w="110"/>
+            </w:tcMar>
+            <w:vAlign w:val="top"/>
+          </w:tcPr>
+          <w:p>
+            <w:r>
+              <w:rPr>
+                <w:b w:val="false"/>
+                <w:bCs w:val="false"/>
+                <w:color w:val="1A1A1A"/>
+                <w:sz w:val="18"/>
+                <w:szCs w:val="18"/>
+              </w:rPr>
+              <w:t xml:space="preserve">Parse bank statements → true positions &amp; burden (incl. other funders)</w:t>
+            </w:r>
+          </w:p>
+        </w:tc>
+        <w:tc>
+          <w:tcPr>
+            <w:tcW w:type="dxa" w:w="900"/>
+            <w:tcBorders>
+              <w:top w:val="single" w:color="CCCCCC" w:sz="1"/>
+              <w:left w:val="single" w:color="CCCCCC" w:sz="1"/>
+              <w:bottom w:val="single" w:color="CCCCCC" w:sz="1"/>
+              <w:right w:val="single" w:color="CCCCCC" w:sz="1"/>
+            </w:tcBorders>
+            <w:tcMar>
+              <w:top w:type="dxa" w:w="70"/>
+              <w:left w:type="dxa" w:w="110"/>
+              <w:bottom w:type="dxa" w:w="70"/>
+              <w:right w:type="dxa" w:w="110"/>
+            </w:tcMar>
+            <w:vAlign w:val="top"/>
+          </w:tcPr>
+          <w:p>
+            <w:r>
+              <w:rPr>
+                <w:b w:val="false"/>
+                <w:bCs w:val="false"/>
+                <w:color w:val="1A1A1A"/>
+                <w:sz w:val="18"/>
+                <w:szCs w:val="18"/>
+              </w:rPr>
+              <w:t xml:space="preserve">S7</w:t>
+            </w:r>
+          </w:p>
+        </w:tc>
+        <w:tc>
+          <w:tcPr>
+            <w:tcW w:type="dxa" w:w="2760"/>
+            <w:tcBorders>
+              <w:top w:val="single" w:color="CCCCCC" w:sz="1"/>
+              <w:left w:val="single" w:color="CCCCCC" w:sz="1"/>
+              <w:bottom w:val="single" w:color="CCCCCC" w:sz="1"/>
+              <w:right w:val="single" w:color="CCCCCC" w:sz="1"/>
+            </w:tcBorders>
+            <w:tcMar>
+              <w:top w:type="dxa" w:w="70"/>
+              <w:left w:type="dxa" w:w="110"/>
+              <w:bottom w:type="dxa" w:w="70"/>
+              <w:right w:type="dxa" w:w="110"/>
+            </w:tcMar>
+            <w:vAlign w:val="top"/>
+          </w:tcPr>
+          <w:p>
+            <w:r>
+              <w:rPr>
+                <w:b w:val="false"/>
+                <w:bCs w:val="false"/>
+                <w:color w:val="1A1A1A"/>
+                <w:sz w:val="18"/>
+                <w:szCs w:val="18"/>
+              </w:rPr>
+              <w:t xml:space="preserve">position counter, burden calc</w:t>
+            </w:r>
+          </w:p>
+        </w:tc>
+      </w:tr>
+      <w:tr>
+        <w:tc>
+          <w:tcPr>
+            <w:tcW w:type="dxa" w:w="2000"/>
+            <w:tcBorders>
+              <w:top w:val="single" w:color="CCCCCC" w:sz="1"/>
+              <w:left w:val="single" w:color="CCCCCC" w:sz="1"/>
+              <w:bottom w:val="single" w:color="CCCCCC" w:sz="1"/>
+              <w:right w:val="single" w:color="CCCCCC" w:sz="1"/>
+            </w:tcBorders>
+            <w:shd w:fill="E3EFE9" w:val="clear"/>
+            <w:tcMar>
+              <w:top w:type="dxa" w:w="70"/>
+              <w:left w:type="dxa" w:w="110"/>
+              <w:bottom w:type="dxa" w:w="70"/>
+              <w:right w:type="dxa" w:w="110"/>
+            </w:tcMar>
+            <w:vAlign w:val="top"/>
+          </w:tcPr>
+          <w:p>
+            <w:r>
+              <w:rPr>
+                <w:b/>
+                <w:bCs/>
+                <w:color w:val="1A1A1A"/>
+                <w:sz w:val="18"/>
+                <w:szCs w:val="18"/>
+              </w:rPr>
+              <w:t xml:space="preserve">Data Steward</w:t>
+            </w:r>
+          </w:p>
+        </w:tc>
+        <w:tc>
+          <w:tcPr>
+            <w:tcW w:type="dxa" w:w="3700"/>
+            <w:tcBorders>
+              <w:top w:val="single" w:color="CCCCCC" w:sz="1"/>
+              <w:left w:val="single" w:color="CCCCCC" w:sz="1"/>
+              <w:bottom w:val="single" w:color="CCCCCC" w:sz="1"/>
+              <w:right w:val="single" w:color="CCCCCC" w:sz="1"/>
+            </w:tcBorders>
+            <w:shd w:fill="E3EFE9" w:val="clear"/>
+            <w:tcMar>
+              <w:top w:type="dxa" w:w="70"/>
+              <w:left w:type="dxa" w:w="110"/>
+              <w:bottom w:type="dxa" w:w="70"/>
+              <w:right w:type="dxa" w:w="110"/>
+            </w:tcMar>
+            <w:vAlign w:val="top"/>
+          </w:tcPr>
+          <w:p>
+            <w:r>
+              <w:rPr>
+                <w:b w:val="false"/>
+                <w:bCs w:val="false"/>
+                <w:color w:val="1A1A1A"/>
+                <w:sz w:val="18"/>
+                <w:szCs w:val="18"/>
+              </w:rPr>
+              <w:t xml:space="preserve">Classify default-cause from Notes; flag date/anomaly issues</w:t>
+            </w:r>
+          </w:p>
+        </w:tc>
+        <w:tc>
+          <w:tcPr>
+            <w:tcW w:type="dxa" w:w="900"/>
+            <w:tcBorders>
+              <w:top w:val="single" w:color="CCCCCC" w:sz="1"/>
+              <w:left w:val="single" w:color="CCCCCC" w:sz="1"/>
+              <w:bottom w:val="single" w:color="CCCCCC" w:sz="1"/>
+              <w:right w:val="single" w:color="CCCCCC" w:sz="1"/>
+            </w:tcBorders>
+            <w:shd w:fill="E3EFE9" w:val="clear"/>
+            <w:tcMar>
+              <w:top w:type="dxa" w:w="70"/>
+              <w:left w:type="dxa" w:w="110"/>
+              <w:bottom w:type="dxa" w:w="70"/>
+              <w:right w:type="dxa" w:w="110"/>
+            </w:tcMar>
+            <w:vAlign w:val="top"/>
+          </w:tcPr>
+          <w:p>
+            <w:r>
+              <w:rPr>
+                <w:b w:val="false"/>
+                <w:bCs w:val="false"/>
+                <w:color w:val="1A1A1A"/>
+                <w:sz w:val="18"/>
+                <w:szCs w:val="18"/>
+              </w:rPr>
+              <w:t xml:space="preserve">S7</w:t>
+            </w:r>
+          </w:p>
+        </w:tc>
+        <w:tc>
+          <w:tcPr>
+            <w:tcW w:type="dxa" w:w="2760"/>
+            <w:tcBorders>
+              <w:top w:val="single" w:color="CCCCCC" w:sz="1"/>
+              <w:left w:val="single" w:color="CCCCCC" w:sz="1"/>
+              <w:bottom w:val="single" w:color="CCCCCC" w:sz="1"/>
+              <w:right w:val="single" w:color="CCCCCC" w:sz="1"/>
+            </w:tcBorders>
+            <w:shd w:fill="E3EFE9" w:val="clear"/>
+            <w:tcMar>
+              <w:top w:type="dxa" w:w="70"/>
+              <w:left w:type="dxa" w:w="110"/>
+              <w:bottom w:type="dxa" w:w="70"/>
+              <w:right w:type="dxa" w:w="110"/>
+            </w:tcMar>
+            <w:vAlign w:val="top"/>
+          </w:tcPr>
+          <w:p>
+            <w:r>
+              <w:rPr>
+                <w:b w:val="false"/>
+                <w:bCs w:val="false"/>
+                <w:color w:val="1A1A1A"/>
+                <w:sz w:val="18"/>
+                <w:szCs w:val="18"/>
+              </w:rPr>
+              <w:t xml:space="preserve">lifecycle gate, DQ flags</w:t>
+            </w:r>
+          </w:p>
+        </w:tc>
+      </w:tr>
+      <w:tr>
+        <w:tc>
+          <w:tcPr>
+            <w:tcW w:type="dxa" w:w="2000"/>
+            <w:tcBorders>
+              <w:top w:val="single" w:color="CCCCCC" w:sz="1"/>
+              <w:left w:val="single" w:color="CCCCCC" w:sz="1"/>
+              <w:bottom w:val="single" w:color="CCCCCC" w:sz="1"/>
+              <w:right w:val="single" w:color="CCCCCC" w:sz="1"/>
+            </w:tcBorders>
+            <w:tcMar>
+              <w:top w:type="dxa" w:w="70"/>
+              <w:left w:type="dxa" w:w="110"/>
+              <w:bottom w:type="dxa" w:w="70"/>
+              <w:right w:type="dxa" w:w="110"/>
+            </w:tcMar>
+            <w:vAlign w:val="top"/>
+          </w:tcPr>
+          <w:p>
+            <w:r>
+              <w:rPr>
+                <w:b/>
+                <w:bCs/>
+                <w:color w:val="1A1A1A"/>
+                <w:sz w:val="18"/>
+                <w:szCs w:val="18"/>
+              </w:rPr>
+              <w:t xml:space="preserve">Advisory Composer</w:t>
+            </w:r>
+          </w:p>
+        </w:tc>
+        <w:tc>
+          <w:tcPr>
+            <w:tcW w:type="dxa" w:w="3700"/>
+            <w:tcBorders>
+              <w:top w:val="single" w:color="CCCCCC" w:sz="1"/>
+              <w:left w:val="single" w:color="CCCCCC" w:sz="1"/>
+              <w:bottom w:val="single" w:color="CCCCCC" w:sz="1"/>
+              <w:right w:val="single" w:color="CCCCCC" w:sz="1"/>
+            </w:tcBorders>
+            <w:tcMar>
+              <w:top w:type="dxa" w:w="70"/>
+              <w:left w:type="dxa" w:w="110"/>
+              <w:bottom w:type="dxa" w:w="70"/>
+              <w:right w:type="dxa" w:w="110"/>
+            </w:tcMar>
+            <w:vAlign w:val="top"/>
+          </w:tcPr>
+          <w:p>
+            <w:r>
+              <w:rPr>
+                <w:b w:val="false"/>
+                <w:bCs w:val="false"/>
+                <w:color w:val="1A1A1A"/>
+                <w:sz w:val="18"/>
+                <w:szCs w:val="18"/>
+              </w:rPr>
+              <w:t xml:space="preserve">Draft personalized, compliant outreach from computed facts</w:t>
+            </w:r>
+          </w:p>
+        </w:tc>
+        <w:tc>
+          <w:tcPr>
+            <w:tcW w:type="dxa" w:w="900"/>
+            <w:tcBorders>
+              <w:top w:val="single" w:color="CCCCCC" w:sz="1"/>
+              <w:left w:val="single" w:color="CCCCCC" w:sz="1"/>
+              <w:bottom w:val="single" w:color="CCCCCC" w:sz="1"/>
+              <w:right w:val="single" w:color="CCCCCC" w:sz="1"/>
+            </w:tcBorders>
+            <w:tcMar>
+              <w:top w:type="dxa" w:w="70"/>
+              <w:left w:type="dxa" w:w="110"/>
+              <w:bottom w:type="dxa" w:w="70"/>
+              <w:right w:type="dxa" w:w="110"/>
+            </w:tcMar>
+            <w:vAlign w:val="top"/>
+          </w:tcPr>
+          <w:p>
+            <w:r>
+              <w:rPr>
+                <w:b w:val="false"/>
+                <w:bCs w:val="false"/>
+                <w:color w:val="1A1A1A"/>
+                <w:sz w:val="18"/>
+                <w:szCs w:val="18"/>
+              </w:rPr>
+              <w:t xml:space="preserve">S8</w:t>
+            </w:r>
+          </w:p>
+        </w:tc>
+        <w:tc>
+          <w:tcPr>
+            <w:tcW w:type="dxa" w:w="2760"/>
+            <w:tcBorders>
+              <w:top w:val="single" w:color="CCCCCC" w:sz="1"/>
+              <w:left w:val="single" w:color="CCCCCC" w:sz="1"/>
+              <w:bottom w:val="single" w:color="CCCCCC" w:sz="1"/>
+              <w:right w:val="single" w:color="CCCCCC" w:sz="1"/>
+            </w:tcBorders>
+            <w:tcMar>
+              <w:top w:type="dxa" w:w="70"/>
+              <w:left w:type="dxa" w:w="110"/>
+              <w:bottom w:type="dxa" w:w="70"/>
+              <w:right w:type="dxa" w:w="110"/>
+            </w:tcMar>
+            <w:vAlign w:val="top"/>
+          </w:tcPr>
+          <w:p>
+            <w:r>
+              <w:rPr>
+                <w:b w:val="false"/>
+                <w:bCs w:val="false"/>
+                <w:color w:val="1A1A1A"/>
+                <w:sz w:val="18"/>
+                <w:szCs w:val="18"/>
+              </w:rPr>
+              <w:t xml:space="preserve">gold read, presentation objects, compliance gate</w:t>
+            </w:r>
+          </w:p>
+        </w:tc>
+      </w:tr>
+      <w:tr>
+        <w:tc>
+          <w:tcPr>
+            <w:tcW w:type="dxa" w:w="2000"/>
+            <w:tcBorders>
+              <w:top w:val="single" w:color="CCCCCC" w:sz="1"/>
+              <w:left w:val="single" w:color="CCCCCC" w:sz="1"/>
+              <w:bottom w:val="single" w:color="CCCCCC" w:sz="1"/>
+              <w:right w:val="single" w:color="CCCCCC" w:sz="1"/>
+            </w:tcBorders>
+            <w:shd w:fill="E3EFE9" w:val="clear"/>
+            <w:tcMar>
+              <w:top w:type="dxa" w:w="70"/>
+              <w:left w:type="dxa" w:w="110"/>
+              <w:bottom w:type="dxa" w:w="70"/>
+              <w:right w:type="dxa" w:w="110"/>
+            </w:tcMar>
+            <w:vAlign w:val="top"/>
+          </w:tcPr>
+          <w:p>
+            <w:r>
+              <w:rPr>
+                <w:b/>
+                <w:bCs/>
+                <w:color w:val="1A1A1A"/>
+                <w:sz w:val="18"/>
+                <w:szCs w:val="18"/>
+              </w:rPr>
+              <w:t xml:space="preserve">Structure Advisor</w:t>
+            </w:r>
+          </w:p>
+        </w:tc>
+        <w:tc>
+          <w:tcPr>
+            <w:tcW w:type="dxa" w:w="3700"/>
+            <w:tcBorders>
+              <w:top w:val="single" w:color="CCCCCC" w:sz="1"/>
+              <w:left w:val="single" w:color="CCCCCC" w:sz="1"/>
+              <w:bottom w:val="single" w:color="CCCCCC" w:sz="1"/>
+              <w:right w:val="single" w:color="CCCCCC" w:sz="1"/>
+            </w:tcBorders>
+            <w:shd w:fill="E3EFE9" w:val="clear"/>
+            <w:tcMar>
+              <w:top w:type="dxa" w:w="70"/>
+              <w:left w:type="dxa" w:w="110"/>
+              <w:bottom w:type="dxa" w:w="70"/>
+              <w:right w:type="dxa" w:w="110"/>
+            </w:tcMar>
+            <w:vAlign w:val="top"/>
+          </w:tcPr>
+          <w:p>
+            <w:r>
+              <w:rPr>
+                <w:b w:val="false"/>
+                <w:bCs w:val="false"/>
+                <w:color w:val="1A1A1A"/>
+                <w:sz w:val="18"/>
+                <w:szCs w:val="18"/>
+              </w:rPr>
+              <w:t xml:space="preserve">Orchestrate renewal-vs-buyout-vs-wait on rapid re-up</w:t>
+            </w:r>
+          </w:p>
+        </w:tc>
+        <w:tc>
+          <w:tcPr>
+            <w:tcW w:type="dxa" w:w="900"/>
+            <w:tcBorders>
+              <w:top w:val="single" w:color="CCCCCC" w:sz="1"/>
+              <w:left w:val="single" w:color="CCCCCC" w:sz="1"/>
+              <w:bottom w:val="single" w:color="CCCCCC" w:sz="1"/>
+              <w:right w:val="single" w:color="CCCCCC" w:sz="1"/>
+            </w:tcBorders>
+            <w:shd w:fill="E3EFE9" w:val="clear"/>
+            <w:tcMar>
+              <w:top w:type="dxa" w:w="70"/>
+              <w:left w:type="dxa" w:w="110"/>
+              <w:bottom w:type="dxa" w:w="70"/>
+              <w:right w:type="dxa" w:w="110"/>
+            </w:tcMar>
+            <w:vAlign w:val="top"/>
+          </w:tcPr>
+          <w:p>
+            <w:r>
+              <w:rPr>
+                <w:b w:val="false"/>
+                <w:bCs w:val="false"/>
+                <w:color w:val="1A1A1A"/>
+                <w:sz w:val="18"/>
+                <w:szCs w:val="18"/>
+              </w:rPr>
+              <w:t xml:space="preserve">S8</w:t>
+            </w:r>
+          </w:p>
+        </w:tc>
+        <w:tc>
+          <w:tcPr>
+            <w:tcW w:type="dxa" w:w="2760"/>
+            <w:tcBorders>
+              <w:top w:val="single" w:color="CCCCCC" w:sz="1"/>
+              <w:left w:val="single" w:color="CCCCCC" w:sz="1"/>
+              <w:bottom w:val="single" w:color="CCCCCC" w:sz="1"/>
+              <w:right w:val="single" w:color="CCCCCC" w:sz="1"/>
+            </w:tcBorders>
+            <w:shd w:fill="E3EFE9" w:val="clear"/>
+            <w:tcMar>
+              <w:top w:type="dxa" w:w="70"/>
+              <w:left w:type="dxa" w:w="110"/>
+              <w:bottom w:type="dxa" w:w="70"/>
+              <w:right w:type="dxa" w:w="110"/>
+            </w:tcMar>
+            <w:vAlign w:val="top"/>
+          </w:tcPr>
+          <w:p>
+            <w:r>
+              <w:rPr>
+                <w:b w:val="false"/>
+                <w:bCs w:val="false"/>
+                <w:color w:val="1A1A1A"/>
+                <w:sz w:val="18"/>
+                <w:szCs w:val="18"/>
+              </w:rPr>
+              <w:t xml:space="preserve">double-dip calculator, Offer Engine, capacity</w:t>
+            </w:r>
+          </w:p>
+        </w:tc>
+      </w:tr>
+    </w:tbl>
+    <w:p>
+      <w:pPr>
+        <w:spacing w:after="60"/>
+      </w:pPr>
+    </w:p>
+    <w:p>
+      <w:pPr>
+        <w:spacing w:after="160" w:line="276"/>
+      </w:pPr>
+      <w:r>
+        <w:t xml:space="preserve">Three disciplines keep it safe: agents run on narrow, high-value moments (one message, one statement), never on bulk daily computation (which stays deterministic for cost, latency, and reliability); every merchant-facing agent action is grounded in computed facts and logged to the event log; and “the agent decided” is never an acceptable answer in a regulated advisory context — “the agent composed this from these figures, gated by these rules” is. The pattern mirrors the Mosaic AI Agent Framework / Genie sub-agent approach: focused agents on a trustworthy deterministic foundation.</w:t>
       </w:r>
     </w:p>
     <w:p>
@@ -5192,7 +6205,143 @@
         <w:pStyle w:val="Heading1"/>
       </w:pPr>
       <w:r>
-        <w:t xml:space="preserve">8. Readiness Checklist Before Sprint 0</w:t>
+        <w:t xml:space="preserve">8. Cross-Cutting Guardrails (Every Sprint)</w:t>
+      </w:r>
+    </w:p>
+    <w:p>
+      <w:pPr>
+        <w:pStyle w:val="ListParagraph"/>
+        <w:numPr>
+          <w:ilvl w:val="0"/>
+          <w:numId w:val="2"/>
+        </w:numPr>
+        <w:spacing w:after="90" w:line="264"/>
+      </w:pPr>
+      <w:r>
+        <w:rPr>
+          <w:b/>
+          <w:bCs/>
+        </w:rPr>
+        <w:t xml:space="preserve">Single source of truth. </w:t>
+      </w:r>
+      <w:r>
+        <w:t xml:space="preserve">All reads and writes go through the gold merchant table; no block reads another block’s working data.</w:t>
+      </w:r>
+    </w:p>
+    <w:p>
+      <w:pPr>
+        <w:pStyle w:val="ListParagraph"/>
+        <w:numPr>
+          <w:ilvl w:val="0"/>
+          <w:numId w:val="2"/>
+        </w:numPr>
+        <w:spacing w:after="90" w:line="264"/>
+      </w:pPr>
+      <w:r>
+        <w:rPr>
+          <w:b/>
+          <w:bCs/>
+        </w:rPr>
+        <w:t xml:space="preserve">Event log from day one. </w:t>
+      </w:r>
+      <w:r>
+        <w:t xml:space="preserve">Every computation and touch is logged from Sprint 3 — the learning data, audit trail, and future app feed in one.</w:t>
+      </w:r>
+    </w:p>
+    <w:p>
+      <w:pPr>
+        <w:pStyle w:val="ListParagraph"/>
+        <w:numPr>
+          <w:ilvl w:val="0"/>
+          <w:numId w:val="2"/>
+        </w:numPr>
+        <w:spacing w:after="90" w:line="264"/>
+      </w:pPr>
+      <w:r>
+        <w:rPr>
+          <w:b/>
+          <w:bCs/>
+        </w:rPr>
+        <w:t xml:space="preserve">Compliance gate is not optional. </w:t>
+      </w:r>
+      <w:r>
+        <w:t xml:space="preserve">Introduced with the Offer Engine (S5) and hardened with comms (S7); no offer or advice leaves without passing it.</w:t>
+      </w:r>
+    </w:p>
+    <w:p>
+      <w:pPr>
+        <w:pStyle w:val="ListParagraph"/>
+        <w:numPr>
+          <w:ilvl w:val="0"/>
+          <w:numId w:val="2"/>
+        </w:numPr>
+        <w:spacing w:after="90" w:line="264"/>
+      </w:pPr>
+      <w:r>
+        <w:rPr>
+          <w:b/>
+          <w:bCs/>
+        </w:rPr>
+        <w:t xml:space="preserve">Honesty as a constraint. </w:t>
+      </w:r>
+      <w:r>
+        <w:t xml:space="preserve">Any merchant-facing output is grounded only in computed numbers, never invented; advice may say “don’t take money.”</w:t>
+      </w:r>
+    </w:p>
+    <w:p>
+      <w:pPr>
+        <w:pStyle w:val="ListParagraph"/>
+        <w:numPr>
+          <w:ilvl w:val="0"/>
+          <w:numId w:val="2"/>
+        </w:numPr>
+        <w:spacing w:after="90" w:line="264"/>
+      </w:pPr>
+      <w:r>
+        <w:rPr>
+          <w:b/>
+          <w:bCs/>
+        </w:rPr>
+        <w:t xml:space="preserve">App-aware, ship floor-first. </w:t>
+      </w:r>
+      <w:r>
+        <w:t xml:space="preserve">Build backend shape (objects, identity, events) app-aware now; defer app construction until S9+.</w:t>
+      </w:r>
+    </w:p>
+    <w:p>
+      <w:pPr>
+        <w:pStyle w:val="ListParagraph"/>
+        <w:numPr>
+          <w:ilvl w:val="0"/>
+          <w:numId w:val="2"/>
+        </w:numPr>
+        <w:spacing w:after="90" w:line="264"/>
+      </w:pPr>
+      <w:r>
+        <w:rPr>
+          <w:b/>
+          <w:bCs/>
+        </w:rPr>
+        <w:t xml:space="preserve">Agents articulate, extract, orchestrate — never compute the spine. </w:t>
+      </w:r>
+      <w:r>
+        <w:t xml:space="preserve">Every agent calls deterministic tools for anything that must be correct, is grounded in computed facts, and is logged. No agents before the spine exists.</w:t>
+      </w:r>
+    </w:p>
+    <w:p>
+      <w:pPr>
+        <w:pBdr>
+          <w:bottom w:val="single" w:color="B8860B" w:sz="6" w:space="1"/>
+        </w:pBdr>
+        <w:spacing w:after="160" w:before="80"/>
+      </w:pPr>
+    </w:p>
+    <w:p>
+      <w:pPr>
+        <w:pStyle w:val="Heading1"/>
+      </w:pPr>
+      <w:r>
+        <w:t xml:space="preserve">9. Readiness Checklist Before Sprint 0</w:t>
       </w:r>
     </w:p>
     <w:p>
